--- a/Strategy/Commandos Behind Enemy Lines (2.51 GB)/2-Documentation (197 MB)/4-Reference Sheets/Source.docx
+++ b/Strategy/Commandos Behind Enemy Lines (2.51 GB)/2-Documentation (197 MB)/4-Reference Sheets/Source.docx
@@ -29,13 +29,8 @@
       <w:r>
         <w:t xml:space="preserve"> -&gt; </w:t>
       </w:r>
-      <w:proofErr w:type="spellStart"/>
-      <w:r>
-        <w:t>MobyGames</w:t>
-      </w:r>
-      <w:proofErr w:type="spellEnd"/>
-      <w:r>
-        <w:t xml:space="preserve"> </w:t>
+      <w:r>
+        <w:t xml:space="preserve">MobyGames </w:t>
       </w:r>
       <w:r>
         <w:t>Credits</w:t>
@@ -49,13 +44,8 @@
       <w:r>
         <w:t>] [</w:t>
       </w:r>
-      <w:proofErr w:type="spellStart"/>
-      <w:r>
-        <w:t>MobyGames</w:t>
-      </w:r>
-      <w:proofErr w:type="spellEnd"/>
-      <w:r>
-        <w:t xml:space="preserve"> </w:t>
+      <w:r>
+        <w:t xml:space="preserve">MobyGames </w:t>
       </w:r>
       <w:r>
         <w:t>Credits</w:t>
@@ -133,6 +123,22 @@
       </w:hyperlink>
       <w:r>
         <w:br/>
+      </w:r>
+      <w:r>
+        <w:t xml:space="preserve">* </w:t>
+      </w:r>
+      <w:r>
+        <w:rPr>
+          <w:b/>
+          <w:bCs/>
+        </w:rPr>
+        <w:t>Download Server / Mirror</w:t>
+      </w:r>
+      <w:r>
+        <w:t>: www.mobygames.com</w:t>
+      </w:r>
+      <w:r>
+        <w:br/>
         <w:t xml:space="preserve">* </w:t>
       </w:r>
       <w:r>
@@ -263,13 +269,8 @@
       <w:r>
         <w:t xml:space="preserve"> -&gt; </w:t>
       </w:r>
-      <w:proofErr w:type="spellStart"/>
-      <w:r>
-        <w:t>MobyGames</w:t>
-      </w:r>
-      <w:proofErr w:type="spellEnd"/>
-      <w:r>
-        <w:t xml:space="preserve"> </w:t>
+      <w:r>
+        <w:t xml:space="preserve">MobyGames </w:t>
       </w:r>
       <w:r>
         <w:t>Releases</w:t>
@@ -283,13 +284,8 @@
       <w:r>
         <w:t>] [</w:t>
       </w:r>
-      <w:proofErr w:type="spellStart"/>
-      <w:r>
-        <w:t>MobyGames</w:t>
-      </w:r>
-      <w:proofErr w:type="spellEnd"/>
-      <w:r>
-        <w:t xml:space="preserve"> </w:t>
+      <w:r>
+        <w:t xml:space="preserve">MobyGames </w:t>
       </w:r>
       <w:r>
         <w:t>Releases</w:t>
@@ -370,6 +366,22 @@
       </w:r>
       <w:r>
         <w:br/>
+      </w:r>
+      <w:r>
+        <w:t xml:space="preserve">* </w:t>
+      </w:r>
+      <w:r>
+        <w:rPr>
+          <w:b/>
+          <w:bCs/>
+        </w:rPr>
+        <w:t>Download Server / Mirror</w:t>
+      </w:r>
+      <w:r>
+        <w:t>: www.mobygames.com</w:t>
+      </w:r>
+      <w:r>
+        <w:br/>
         <w:t xml:space="preserve">* </w:t>
       </w:r>
       <w:r>
@@ -442,6 +454,7 @@
         <w:ind w:left="720"/>
       </w:pPr>
       <w:r>
+        <w:lastRenderedPageBreak/>
         <w:t xml:space="preserve">* </w:t>
       </w:r>
       <w:r>
@@ -486,7 +499,6 @@
         </w:numPr>
       </w:pPr>
       <w:r>
-        <w:lastRenderedPageBreak/>
         <w:t xml:space="preserve">* </w:t>
       </w:r>
       <w:r>
@@ -505,13 +517,8 @@
       <w:r>
         <w:t xml:space="preserve"> -&gt; </w:t>
       </w:r>
-      <w:proofErr w:type="spellStart"/>
-      <w:r>
-        <w:t>MobyGames</w:t>
-      </w:r>
-      <w:proofErr w:type="spellEnd"/>
-      <w:r>
-        <w:t xml:space="preserve"> </w:t>
+      <w:r>
+        <w:t xml:space="preserve">MobyGames </w:t>
       </w:r>
       <w:r>
         <w:t>Prices</w:t>
@@ -525,13 +532,8 @@
       <w:r>
         <w:t>] [</w:t>
       </w:r>
-      <w:proofErr w:type="spellStart"/>
-      <w:r>
-        <w:t>MobyGames</w:t>
-      </w:r>
-      <w:proofErr w:type="spellEnd"/>
-      <w:r>
-        <w:t xml:space="preserve"> </w:t>
+      <w:r>
+        <w:t xml:space="preserve">MobyGames </w:t>
       </w:r>
       <w:r>
         <w:t>Prices</w:t>
@@ -609,6 +611,22 @@
       </w:hyperlink>
       <w:r>
         <w:t xml:space="preserve"> </w:t>
+      </w:r>
+      <w:r>
+        <w:br/>
+      </w:r>
+      <w:r>
+        <w:t xml:space="preserve">* </w:t>
+      </w:r>
+      <w:r>
+        <w:rPr>
+          <w:b/>
+          <w:bCs/>
+        </w:rPr>
+        <w:t>Download Server / Mirror</w:t>
+      </w:r>
+      <w:r>
+        <w:t>: www.mobygames.com</w:t>
       </w:r>
       <w:r>
         <w:br/>
